--- a/AmpEars.docx
+++ b/AmpEars.docx
@@ -31,7 +31,7 @@
       </w:pPr>
       <w:r>
         <w:drawing>
-          <wp:inline wp14:editId="3A47CBEA" wp14:anchorId="19B3BC04">
+          <wp:inline wp14:editId="0D9AD4D8" wp14:anchorId="19B3BC04">
             <wp:extent cx="1566716" cy="1295400"/>
             <wp:effectExtent l="0" t="0" r="0" b="0"/>
             <wp:docPr id="489377214" name="drawing"/>
@@ -163,7 +163,7 @@
         <w:t>)</w:t>
       </w:r>
     </w:p>
-    <w:p xmlns:wp14="http://schemas.microsoft.com/office/word/2010/wordml" wp14:paraId="79821C57" wp14:textId="63A76365">
+    <w:p xmlns:wp14="http://schemas.microsoft.com/office/word/2010/wordml" wp14:paraId="79821C57" wp14:textId="0E48BC5F">
       <w:pPr>
         <w:pStyle w:val="ListParagraph"/>
         <w:numPr>
@@ -182,17 +182,9 @@
       </w:r>
       <w:r>
         <w:rPr/>
-        <w:t>($</w:t>
-      </w:r>
-      <w:r>
-        <w:rPr/>
-        <w:t>0.50</w:t>
-      </w:r>
-      <w:r>
-        <w:rPr/>
-        <w:t xml:space="preserve"> from </w:t>
-      </w:r>
-      <w:hyperlink r:id="R68c4d8e89d0040cc">
+        <w:t>(</w:t>
+      </w:r>
+      <w:hyperlink r:id="R48e4faa595214cbc">
         <w:r>
           <w:rPr>
             <w:rStyle w:val="Hyperlink"/>
@@ -233,13 +225,13 @@
         <w:t xml:space="preserve"> (3D printed using PLA filament)</w:t>
       </w:r>
     </w:p>
-    <w:p xmlns:wp14="http://schemas.microsoft.com/office/word/2010/wordml" wp14:paraId="6389B9A6" wp14:textId="052E911F">
+    <w:p xmlns:wp14="http://schemas.microsoft.com/office/word/2010/wordml" wp14:paraId="6389B9A6" wp14:textId="7E5456CA">
       <w:pPr>
         <w:pStyle w:val="Normal"/>
       </w:pPr>
       <w:r>
         <w:drawing>
-          <wp:inline xmlns:wp14="http://schemas.microsoft.com/office/word/2010/wordprocessingDrawing" wp14:editId="002FF555" wp14:anchorId="6D8BF1FD">
+          <wp:inline xmlns:wp14="http://schemas.microsoft.com/office/word/2010/wordprocessingDrawing" wp14:editId="1DFC2890" wp14:anchorId="6D8BF1FD">
             <wp:extent cx="2726617" cy="1336178"/>
             <wp:effectExtent l="0" t="0" r="0" b="0"/>
             <wp:docPr id="1249962651" name="drawing"/>
@@ -282,7 +274,7 @@
       </w:r>
       <w:r>
         <w:drawing>
-          <wp:inline xmlns:wp14="http://schemas.microsoft.com/office/word/2010/wordprocessingDrawing" wp14:editId="40E4FE17" wp14:anchorId="2529C300">
+          <wp:inline xmlns:wp14="http://schemas.microsoft.com/office/word/2010/wordprocessingDrawing" wp14:editId="36C75B59" wp14:anchorId="2529C300">
             <wp:extent cx="1635020" cy="1317972"/>
             <wp:effectExtent l="0" t="0" r="0" b="0"/>
             <wp:docPr id="2048089322" name="drawing"/>
@@ -328,194 +320,47 @@
         <w:t xml:space="preserve"> </w:t>
       </w:r>
       <w:r>
-        <w:rPr>
-          <w:noProof/>
-        </w:rPr>
-        <mc:AlternateContent xmlns:mc="http://schemas.openxmlformats.org/markup-compatibility/2006">
-          <mc:Choice xmlns:mc="http://schemas.openxmlformats.org/markup-compatibility/2006" Requires="wpg">
-            <w:drawing xmlns:w="http://schemas.openxmlformats.org/wordprocessingml/2006/main">
-              <wp:inline xmlns:wp="http://schemas.openxmlformats.org/drawingml/2006/wordprocessingDrawing" xmlns:wp14="http://schemas.microsoft.com/office/word/2010/wordprocessingDrawing" distT="0" distB="0" distL="0" distR="0" wp14:anchorId="5E2F397A" wp14:editId="0D9EF089">
-                <wp:extent xmlns:wp="http://schemas.openxmlformats.org/drawingml/2006/wordprocessingDrawing" cx="2416175" cy="1426845"/>
-                <wp:effectExtent xmlns:wp="http://schemas.openxmlformats.org/drawingml/2006/wordprocessingDrawing" l="0" t="0" r="22225" b="20955"/>
-                <wp:docPr xmlns:wp="http://schemas.openxmlformats.org/drawingml/2006/wordprocessingDrawing" id="1287702667" name="Group 1"/>
-                <wp:cNvGraphicFramePr xmlns:wp="http://schemas.openxmlformats.org/drawingml/2006/wordprocessingDrawing"/>
-                <a:graphic xmlns:a="http://schemas.openxmlformats.org/drawingml/2006/main">
-                  <a:graphicData uri="http://schemas.microsoft.com/office/word/2010/wordprocessingGroup">
-                    <wpg:wgp xmlns:wpg="http://schemas.microsoft.com/office/word/2010/wordprocessingGroup">
-                      <wpg:cNvGrpSpPr/>
-                      <wpg:grpSpPr>
-                        <a:xfrm>
-                          <a:off x="0" y="0"/>
-                          <a:ext cx="2416175" cy="1426845"/>
-                          <a:chOff x="0" y="0"/>
-                          <a:chExt cx="2416175" cy="1426844"/>
-                        </a:xfrm>
-                      </wpg:grpSpPr>
-                      <pic:pic xmlns:pic="http://schemas.openxmlformats.org/drawingml/2006/picture">
-                        <pic:nvPicPr>
-                          <pic:cNvPr id="656556188" name="Picture 656556188"/>
-                          <pic:cNvPicPr>
-                            <a:picLocks noChangeAspect="1"/>
-                          </pic:cNvPicPr>
-                        </pic:nvPicPr>
-                        <pic:blipFill>
-                          <a:blip xmlns:r="http://schemas.openxmlformats.org/officeDocument/2006/relationships" r:embed="rId676547299"/>
-                          <a:stretch>
-                            <a:fillRect/>
-                          </a:stretch>
-                        </pic:blipFill>
-                        <pic:spPr>
-                          <a:xfrm>
-                            <a:off x="241267" y="0"/>
-                            <a:ext cx="1986089" cy="1267971"/>
-                          </a:xfrm>
-                          <a:prstGeom prst="rect">
-                            <a:avLst/>
-                          </a:prstGeom>
-                        </pic:spPr>
-                      </pic:pic>
-                      <wps:wsp xmlns:wps="http://schemas.microsoft.com/office/word/2010/wordprocessingShape">
-                        <wps:cNvPr id="1195434816" name="Rectangle 1195434816"/>
-                        <wps:cNvSpPr/>
-                        <wps:spPr>
-                          <a:xfrm>
-                            <a:off x="1367184" y="1145409"/>
-                            <a:ext cx="1048991" cy="281435"/>
-                          </a:xfrm>
-                          <a:prstGeom prst="rect">
-                            <a:avLst/>
-                          </a:prstGeom>
-                          <a:solidFill>
-                            <a:schemeClr val="lt1"/>
-                          </a:solidFill>
-                          <a:ln>
-                            <a:solidFill>
-                              <a:srgbClr val="000000"/>
-                            </a:solidFill>
-                          </a:ln>
-                        </wps:spPr>
-                        <wps:txbx>
-                          <w:txbxContent xmlns:w="http://schemas.openxmlformats.org/wordprocessingml/2006/main">
-                            <w:p>
-                              <w:pPr>
-                                <w:spacing w:line="276" w:lineRule="auto"/>
-                                <w:rPr>
-                                  <w:rFonts w:ascii="Aptos" w:hAnsi="Aptos"/>
-                                  <w:kern w:val="0"/>
-                                  <w14:ligatures xmlns:w14="http://schemas.microsoft.com/office/word/2010/wordml" w14:val="none"/>
-                                </w:rPr>
-                              </w:pPr>
-                              <w:r>
-                                <w:rPr>
-                                  <w:rFonts w:ascii="Aptos" w:hAnsi="Aptos"/>
-                                </w:rPr>
-                                <w:t>Connector 2</w:t>
-                              </w:r>
-                            </w:p>
-                          </w:txbxContent>
-                        </wps:txbx>
-                        <wps:bodyPr anchor="t"/>
-                      </wps:wsp>
-                      <wps:wsp xmlns:wps="http://schemas.microsoft.com/office/word/2010/wordprocessingShape">
-                        <wps:cNvPr id="1542389708" name="Rectangle 1542389708"/>
-                        <wps:cNvSpPr/>
-                        <wps:spPr>
-                          <a:xfrm>
-                            <a:off x="0" y="1145409"/>
-                            <a:ext cx="1048991" cy="263278"/>
-                          </a:xfrm>
-                          <a:prstGeom prst="rect">
-                            <a:avLst/>
-                          </a:prstGeom>
-                          <a:solidFill>
-                            <a:schemeClr val="lt1"/>
-                          </a:solidFill>
-                          <a:ln>
-                            <a:solidFill>
-                              <a:srgbClr val="000000"/>
-                            </a:solidFill>
-                          </a:ln>
-                        </wps:spPr>
-                        <wps:txbx>
-                          <w:txbxContent xmlns:w="http://schemas.openxmlformats.org/wordprocessingml/2006/main">
-                            <w:p>
-                              <w:pPr>
-                                <w:spacing w:line="276" w:lineRule="auto"/>
-                                <w:rPr>
-                                  <w:rFonts w:ascii="Aptos" w:hAnsi="Aptos"/>
-                                  <w:kern w:val="0"/>
-                                  <w14:ligatures xmlns:w14="http://schemas.microsoft.com/office/word/2010/wordml" w14:val="none"/>
-                                </w:rPr>
-                              </w:pPr>
-                              <w:r>
-                                <w:rPr>
-                                  <w:rFonts w:ascii="Aptos" w:hAnsi="Aptos"/>
-                                </w:rPr>
-                                <w:t>Connector 1</w:t>
-                              </w:r>
-                            </w:p>
-                          </w:txbxContent>
-                        </wps:txbx>
-                        <wps:bodyPr anchor="t"/>
-                      </wps:wsp>
-                      <w14:contentPart xmlns:r="http://schemas.openxmlformats.org/officeDocument/2006/relationships" xmlns:w14="http://schemas.microsoft.com/office/word/2010/wordml" bwMode="auto" r:id="rId532940879">
-                        <w14:nvContentPartPr>
-                          <w14:cNvPr id="710452682" name="Ink 710452682"/>
-                          <w14:cNvContentPartPr/>
-                        </w14:nvContentPartPr>
-                        <w14:xfrm>
-                          <a:off x="1893887" y="608647"/>
-                          <a:ext cx="0" cy="0"/>
-                        </w14:xfrm>
-                      </w14:contentPart>
-                      <w14:contentPart xmlns:r="http://schemas.openxmlformats.org/officeDocument/2006/relationships" xmlns:w14="http://schemas.microsoft.com/office/word/2010/wordml" bwMode="auto" r:id="rId703042834">
-                        <w14:nvContentPartPr>
-                          <w14:cNvPr id="1967619630" name="Ink 1967619630"/>
-                          <w14:cNvContentPartPr/>
-                        </w14:nvContentPartPr>
-                        <w14:xfrm>
-                          <a:off x="1893887" y="175814"/>
-                          <a:ext cx="9940" cy="307933"/>
-                        </w14:xfrm>
-                      </w14:contentPart>
-                      <w14:contentPart xmlns:r="http://schemas.openxmlformats.org/officeDocument/2006/relationships" xmlns:w14="http://schemas.microsoft.com/office/word/2010/wordml" bwMode="auto" r:id="rId1295674985">
-                        <w14:nvContentPartPr>
-                          <w14:cNvPr id="500751238" name="Ink 500751238"/>
-                          <w14:cNvContentPartPr/>
-                        </w14:nvContentPartPr>
-                        <w14:xfrm>
-                          <a:off x="1856306" y="180022"/>
-                          <a:ext cx="173468" cy="744833"/>
-                        </w14:xfrm>
-                      </w14:contentPart>
-                      <w14:contentPart xmlns:r="http://schemas.openxmlformats.org/officeDocument/2006/relationships" xmlns:w14="http://schemas.microsoft.com/office/word/2010/wordml" bwMode="auto" r:id="rId1870680970">
-                        <w14:nvContentPartPr>
-                          <w14:cNvPr id="1945863992" name="Ink 1945863992"/>
-                          <w14:cNvContentPartPr/>
-                        </w14:nvContentPartPr>
-                        <w14:xfrm>
-                          <a:off x="1603969" y="665797"/>
-                          <a:ext cx="214127" cy="426940"/>
-                        </w14:xfrm>
-                      </w14:contentPart>
-                      <w14:contentPart xmlns:r="http://schemas.openxmlformats.org/officeDocument/2006/relationships" xmlns:w14="http://schemas.microsoft.com/office/word/2010/wordml" bwMode="auto" r:id="rId1809592659">
-                        <w14:nvContentPartPr>
-                          <w14:cNvPr id="303477570" name="Ink 303477570"/>
-                          <w14:cNvContentPartPr/>
-                        </w14:nvContentPartPr>
-                        <w14:xfrm>
-                          <a:off x="400082" y="199072"/>
-                          <a:ext cx="361336" cy="926579"/>
-                        </w14:xfrm>
-                      </w14:contentPart>
-                    </wpg:wgp>
-                  </a:graphicData>
-                </a:graphic>
-              </wp:inline>
-            </w:drawing>
-          </mc:Choice>
-          <mc:Fallback xmlns:mc="http://schemas.openxmlformats.org/markup-compatibility/2006"/>
-        </mc:AlternateContent>
+        <w:drawing>
+          <wp:inline xmlns:wp14="http://schemas.microsoft.com/office/word/2010/wordprocessingDrawing" wp14:editId="0BB25D2C" wp14:anchorId="0072BC39">
+            <wp:extent cx="1799436" cy="1248040"/>
+            <wp:effectExtent l="0" t="0" r="0" b="0"/>
+            <wp:docPr id="734655530" name="drawing"/>
+            <wp:cNvGraphicFramePr>
+              <a:graphicFrameLocks noChangeAspect="1"/>
+            </wp:cNvGraphicFramePr>
+            <a:graphic>
+              <a:graphicData xmlns:a="http://schemas.openxmlformats.org/drawingml/2006/main" uri="http://schemas.openxmlformats.org/drawingml/2006/picture">
+                <pic:pic xmlns:pic="http://schemas.openxmlformats.org/drawingml/2006/picture">
+                  <pic:nvPicPr>
+                    <pic:cNvPr id="734655530" name="Picture 734655530"/>
+                    <pic:cNvPicPr/>
+                  </pic:nvPicPr>
+                  <pic:blipFill>
+                    <a:blip xmlns:r="http://schemas.openxmlformats.org/officeDocument/2006/relationships" r:embed="rId113972811">
+                      <a:extLst>
+                        <a:ext uri="{28A0092B-C50C-407E-A947-70E740481C1C}">
+                          <a14:useLocalDpi xmlns:a14="http://schemas.microsoft.com/office/drawing/2010/main"/>
+                        </a:ext>
+                      </a:extLst>
+                    </a:blip>
+                    <a:stretch>
+                      <a:fillRect/>
+                    </a:stretch>
+                  </pic:blipFill>
+                  <pic:spPr>
+                    <a:xfrm rot="0">
+                      <a:off x="0" y="0"/>
+                      <a:ext cx="1799436" cy="1248040"/>
+                    </a:xfrm>
+                    <a:prstGeom prst="rect">
+                      <a:avLst/>
+                    </a:prstGeom>
+                  </pic:spPr>
+                </pic:pic>
+              </a:graphicData>
+            </a:graphic>
+          </wp:inline>
+        </w:drawing>
       </w:r>
     </w:p>
     <w:p xmlns:wp14="http://schemas.microsoft.com/office/word/2010/wordml" wp14:paraId="75B7AEFE" wp14:textId="53FDB47B">
@@ -534,7 +379,7 @@
       </w:pPr>
       <w:r>
         <w:drawing>
-          <wp:inline xmlns:wp14="http://schemas.microsoft.com/office/word/2010/wordprocessingDrawing" wp14:editId="55D89AEC" wp14:anchorId="1613A094">
+          <wp:inline xmlns:wp14="http://schemas.microsoft.com/office/word/2010/wordprocessingDrawing" wp14:editId="5EEC2759" wp14:anchorId="1613A094">
             <wp:extent cx="3954413" cy="2698304"/>
             <wp:effectExtent l="0" t="0" r="0" b="0"/>
             <wp:docPr id="1991704415" name="drawing"/>
@@ -624,7 +469,7 @@
             </w:pPr>
             <w:r>
               <w:drawing>
-                <wp:inline wp14:editId="222DC88C" wp14:anchorId="5A123DE4">
+                <wp:inline wp14:editId="12CD3AD2" wp14:anchorId="5A123DE4">
                   <wp:extent cx="1360370" cy="1328667"/>
                   <wp:effectExtent l="0" t="0" r="0" b="0"/>
                   <wp:docPr id="1302595295" name="drawing"/>
@@ -667,7 +512,7 @@
             </w:r>
             <w:r>
               <w:drawing>
-                <wp:inline wp14:editId="2E7802EE" wp14:anchorId="505F2680">
+                <wp:inline wp14:editId="6ACD24B7" wp14:anchorId="505F2680">
                   <wp:extent cx="1181252" cy="1314581"/>
                   <wp:effectExtent l="0" t="0" r="0" b="0"/>
                   <wp:docPr id="1544509105" name="drawing"/>
@@ -747,7 +592,7 @@
             </w:pPr>
             <w:r>
               <w:drawing>
-                <wp:inline wp14:editId="424BCCA1" wp14:anchorId="7D3AC45A">
+                <wp:inline wp14:editId="64840DFB" wp14:anchorId="7D3AC45A">
                   <wp:extent cx="1732981" cy="1009650"/>
                   <wp:effectExtent l="0" t="0" r="0" b="0"/>
                   <wp:docPr id="1958855105" name="drawing"/>
@@ -790,7 +635,7 @@
             </w:r>
             <w:r>
               <w:drawing>
-                <wp:inline wp14:editId="1AC6337D" wp14:anchorId="61B62E51">
+                <wp:inline wp14:editId="753339CB" wp14:anchorId="61B62E51">
                   <wp:extent cx="1170420" cy="1082215"/>
                   <wp:effectExtent l="0" t="0" r="0" b="0"/>
                   <wp:docPr id="1251995909" name="drawing"/>
@@ -858,7 +703,7 @@
             </w:pPr>
             <w:r>
               <w:drawing>
-                <wp:inline wp14:editId="554B76E4" wp14:anchorId="5D4E69A2">
+                <wp:inline wp14:editId="5DE61EA9" wp14:anchorId="5D4E69A2">
                   <wp:extent cx="1463777" cy="1287115"/>
                   <wp:effectExtent l="0" t="0" r="0" b="0"/>
                   <wp:docPr id="1186021354" name="drawing"/>
@@ -901,7 +746,7 @@
             </w:r>
             <w:r>
               <w:drawing>
-                <wp:inline wp14:editId="664EF7DE" wp14:anchorId="33B3279F">
+                <wp:inline wp14:editId="62ADA102" wp14:anchorId="33B3279F">
                   <wp:extent cx="1325774" cy="1212386"/>
                   <wp:effectExtent l="0" t="0" r="0" b="0"/>
                   <wp:docPr id="599884037" name="drawing"/>
@@ -978,7 +823,7 @@
             </w:pPr>
             <w:r>
               <w:drawing>
-                <wp:inline wp14:editId="69DCDA20" wp14:anchorId="6429DBBE">
+                <wp:inline wp14:editId="34FBC992" wp14:anchorId="6429DBBE">
                   <wp:extent cx="2054190" cy="1323975"/>
                   <wp:effectExtent l="0" t="0" r="0" b="0"/>
                   <wp:docPr id="2061864752" name="drawing"/>
@@ -1021,7 +866,7 @@
             </w:r>
             <w:r>
               <w:drawing>
-                <wp:inline wp14:editId="52204270" wp14:anchorId="5BE72DA9">
+                <wp:inline wp14:editId="097C3711" wp14:anchorId="5BE72DA9">
                   <wp:extent cx="1081537" cy="1125725"/>
                   <wp:effectExtent l="0" t="0" r="0" b="0"/>
                   <wp:docPr id="1628902384" name="drawing"/>
@@ -1141,10 +986,10 @@
             </w:pPr>
             <w:r>
               <w:drawing>
-                <wp:inline wp14:editId="16FBB42A" wp14:anchorId="58F3DE81">
-                  <wp:extent cx="2466799" cy="3200847"/>
+                <wp:inline wp14:editId="701008D5" wp14:anchorId="1E6DAA5C">
+                  <wp:extent cx="2628900" cy="3286125"/>
                   <wp:effectExtent l="0" t="0" r="0" b="0"/>
-                  <wp:docPr id="1912787486" name="drawing"/>
+                  <wp:docPr id="1769381884" name="drawing"/>
                   <wp:cNvGraphicFramePr>
                     <a:graphicFrameLocks noChangeAspect="1"/>
                   </wp:cNvGraphicFramePr>
@@ -1152,11 +997,11 @@
                     <a:graphicData xmlns:a="http://schemas.openxmlformats.org/drawingml/2006/main" uri="http://schemas.openxmlformats.org/drawingml/2006/picture">
                       <pic:pic xmlns:pic="http://schemas.openxmlformats.org/drawingml/2006/picture">
                         <pic:nvPicPr xmlns:pic="http://schemas.openxmlformats.org/drawingml/2006/picture">
-                          <pic:cNvPr xmlns:pic="http://schemas.openxmlformats.org/drawingml/2006/picture" id="1924226108" name="Picture 1924226108"/>
+                          <pic:cNvPr xmlns:pic="http://schemas.openxmlformats.org/drawingml/2006/picture" id="1769381884" name="Picture 1769381884"/>
                           <pic:cNvPicPr xmlns:pic="http://schemas.openxmlformats.org/drawingml/2006/picture"/>
                         </pic:nvPicPr>
                         <pic:blipFill xmlns:pic="http://schemas.openxmlformats.org/drawingml/2006/picture">
-                          <a:blip xmlns:r="http://schemas.openxmlformats.org/officeDocument/2006/relationships" xmlns:a="http://schemas.openxmlformats.org/drawingml/2006/main" r:embed="rId624987826">
+                          <a:blip xmlns:r="http://schemas.openxmlformats.org/officeDocument/2006/relationships" xmlns:a="http://schemas.openxmlformats.org/drawingml/2006/main" r:embed="rId615657862">
                             <a:extLst xmlns:a="http://schemas.openxmlformats.org/drawingml/2006/main">
                               <a:ext xmlns:a="http://schemas.openxmlformats.org/drawingml/2006/main" uri="{28A0092B-C50C-407E-A947-70E740481C1C}">
                                 <a14:useLocalDpi xmlns:a14="http://schemas.microsoft.com/office/drawing/2010/main"/>
@@ -1168,9 +1013,9 @@
                           </a:stretch>
                         </pic:blipFill>
                         <pic:spPr xmlns:pic="http://schemas.openxmlformats.org/drawingml/2006/picture">
-                          <a:xfrm xmlns:a="http://schemas.openxmlformats.org/drawingml/2006/main" rot="0">
+                          <a:xfrm xmlns:a="http://schemas.openxmlformats.org/drawingml/2006/main">
                             <a:off xmlns:a="http://schemas.openxmlformats.org/drawingml/2006/main" x="0" y="0"/>
-                            <a:ext xmlns:a="http://schemas.openxmlformats.org/drawingml/2006/main" cx="2466799" cy="3200847"/>
+                            <a:ext xmlns:a="http://schemas.openxmlformats.org/drawingml/2006/main" cx="2628900" cy="3286125"/>
                           </a:xfrm>
                           <a:prstGeom xmlns:a="http://schemas.openxmlformats.org/drawingml/2006/main" prst="rect">
                             <a:avLst xmlns:a="http://schemas.openxmlformats.org/drawingml/2006/main"/>
@@ -1231,7 +1076,21 @@
                 <w:sz w:val="24"/>
                 <w:szCs w:val="24"/>
               </w:rPr>
-              <w:t xml:space="preserve"> and Blog away!</w:t>
+              <w:t xml:space="preserve"> and </w:t>
+            </w:r>
+            <w:r>
+              <w:rPr>
+                <w:sz w:val="24"/>
+                <w:szCs w:val="24"/>
+              </w:rPr>
+              <w:t>Blog away</w:t>
+            </w:r>
+            <w:r>
+              <w:rPr>
+                <w:sz w:val="24"/>
+                <w:szCs w:val="24"/>
+              </w:rPr>
+              <w:t>!</w:t>
             </w:r>
             <w:r>
               <w:br/>
@@ -1241,7 +1100,98 @@
                 <w:sz w:val="24"/>
                 <w:szCs w:val="24"/>
               </w:rPr>
-              <w:t>Quantities and Quality is currently dependent upon home production until enough capital can be saved to produce higher quantity/quality levels.  Thank you again for your patience and trying the early version of AmpEars.</w:t>
+              <w:t xml:space="preserve">Quality </w:t>
+            </w:r>
+            <w:r>
+              <w:rPr>
+                <w:sz w:val="24"/>
+                <w:szCs w:val="24"/>
+              </w:rPr>
+              <w:t xml:space="preserve">and </w:t>
+            </w:r>
+            <w:r>
+              <w:rPr>
+                <w:sz w:val="24"/>
+                <w:szCs w:val="24"/>
+              </w:rPr>
+              <w:t>quanities</w:t>
+            </w:r>
+            <w:r>
+              <w:rPr>
+                <w:sz w:val="24"/>
+                <w:szCs w:val="24"/>
+              </w:rPr>
+              <w:t xml:space="preserve"> are</w:t>
+            </w:r>
+            <w:r>
+              <w:rPr>
+                <w:sz w:val="24"/>
+                <w:szCs w:val="24"/>
+              </w:rPr>
+              <w:t xml:space="preserve"> </w:t>
+            </w:r>
+            <w:r>
+              <w:rPr>
+                <w:sz w:val="24"/>
+                <w:szCs w:val="24"/>
+              </w:rPr>
+              <w:t>currently dependent upon home production until enough capital can be saved to produce higher qua</w:t>
+            </w:r>
+            <w:r>
+              <w:rPr>
+                <w:sz w:val="24"/>
+                <w:szCs w:val="24"/>
+              </w:rPr>
+              <w:t>lity/quanitity</w:t>
+            </w:r>
+            <w:r>
+              <w:rPr>
+                <w:sz w:val="24"/>
+                <w:szCs w:val="24"/>
+              </w:rPr>
+              <w:t xml:space="preserve"> levels</w:t>
+            </w:r>
+            <w:r>
+              <w:rPr>
+                <w:sz w:val="24"/>
+                <w:szCs w:val="24"/>
+              </w:rPr>
+              <w:t xml:space="preserve">.  </w:t>
+            </w:r>
+            <w:r>
+              <w:rPr>
+                <w:sz w:val="24"/>
+                <w:szCs w:val="24"/>
+              </w:rPr>
+              <w:t xml:space="preserve">Thank you again for your patience </w:t>
+            </w:r>
+            <w:r>
+              <w:rPr>
+                <w:sz w:val="24"/>
+                <w:szCs w:val="24"/>
+              </w:rPr>
+              <w:t>and</w:t>
+            </w:r>
+            <w:r>
+              <w:rPr>
+                <w:sz w:val="24"/>
+                <w:szCs w:val="24"/>
+              </w:rPr>
+              <w:t xml:space="preserve"> trying the early version of </w:t>
+            </w:r>
+            <w:r>
+              <w:rPr>
+                <w:sz w:val="24"/>
+                <w:szCs w:val="24"/>
+              </w:rPr>
+              <w:t>AmpEars</w:t>
+            </w:r>
+            <w:r>
+              <w:rPr>
+                <w:sz w:val="24"/>
+                <w:szCs w:val="24"/>
+              </w:rPr>
+              <w:t>.</w:t>
             </w:r>
           </w:p>
           <w:p>
@@ -1306,7 +1256,7 @@
             </w:pPr>
             <w:r>
               <w:drawing>
-                <wp:inline wp14:editId="1D7DFB67" wp14:anchorId="51D623AC">
+                <wp:inline wp14:editId="02B7CAA6" wp14:anchorId="51D623AC">
                   <wp:extent cx="1381125" cy="1381125"/>
                   <wp:effectExtent l="0" t="0" r="0" b="0"/>
                   <wp:docPr id="415167595" name="drawing"/>
@@ -1366,7 +1316,7 @@
       <w:pgMar w:top="720" w:right="720" w:bottom="720" w:left="720" w:header="720" w:footer="720" w:gutter="0"/>
       <w:cols w:space="720"/>
       <w:docGrid w:linePitch="360"/>
-      <w:headerReference w:type="default" r:id="R5cf2994f6ac0437c"/>
+      <w:headerReference w:type="default" r:id="Rf679f5f6c1c346b4"/>
     </w:sectPr>
   </w:body>
 </w:document>
@@ -2062,7 +2012,7 @@
     <w:name w:val="header"/>
     <w:basedOn w:val="Normal"/>
     <w:unhideWhenUsed/>
-    <w:rsid w:val="28F600D2"/>
+    <w:rsid w:val="2706FE60"/>
     <w:pPr>
       <w:tabs>
         <w:tab w:val="center" w:leader="none" w:pos="4680"/>
@@ -2076,7 +2026,7 @@
     <w:name w:val="footer"/>
     <w:basedOn w:val="Normal"/>
     <w:unhideWhenUsed/>
-    <w:rsid w:val="28F600D2"/>
+    <w:rsid w:val="2706FE60"/>
     <w:pPr>
       <w:tabs>
         <w:tab w:val="center" w:leader="none" w:pos="4680"/>
@@ -2092,7 +2042,7 @@
     <w:next w:val="Normal"/>
     <w:unhideWhenUsed/>
     <w:qFormat/>
-    <w:rsid w:val="28F600D2"/>
+    <w:rsid w:val="2706FE60"/>
     <w:rPr>
       <w:rFonts w:ascii="Aptos Display" w:hAnsi="Aptos Display" w:eastAsia="" w:cs="" w:asciiTheme="majorAscii" w:hAnsiTheme="majorAscii" w:eastAsiaTheme="majorEastAsia" w:cstheme="majorBidi"/>
       <w:color w:val="0F4761" w:themeColor="accent1" w:themeTint="FF" w:themeShade="BF"/>
@@ -2133,181 +2083,6 @@
     </w:tblPr>
   </w:style>
 </w:styles>
-</file>
-
-<file path=word/ink/ink.xml><?xml version="1.0" encoding="utf-8"?>
-<inkml:ink xmlns:inkml="http://www.w3.org/2003/InkML">
-  <inkml:definitions>
-    <inkml:context xml:id="ctx0">
-      <inkml:inkSource xml:id="inkSrc0">
-        <inkml:traceFormat>
-          <inkml:channel name="X" type="integer" min="-2.14748E9" max="2.14748E9" units="cm"/>
-          <inkml:channel name="Y" type="integer" min="-2.14748E9" max="2.14748E9" units="cm"/>
-          <inkml:channel name="F" type="integer" max="32767" units="dev"/>
-          <inkml:channel name="OA" type="integer" max="360" units="deg"/>
-          <inkml:channel name="OE" type="integer" max="90" units="deg"/>
-        </inkml:traceFormat>
-        <inkml:channelProperties>
-          <inkml:channelProperty channel="X" name="resolution" value="1000" units="1/cm"/>
-          <inkml:channelProperty channel="Y" name="resolution" value="1000" units="1/cm"/>
-          <inkml:channelProperty channel="F" name="resolution" value="0" units="1/dev"/>
-          <inkml:channelProperty channel="OA" name="resolution" value="1000" units="1/deg"/>
-          <inkml:channelProperty channel="OE" name="resolution" value="1000" units="1/deg"/>
-        </inkml:channelProperties>
-      </inkml:inkSource>
-      <inkml:timestamp xml:id="ts0" timeString="2026-05-28T04:07:26.653"/>
-    </inkml:context>
-    <inkml:brush xml:id="br0">
-      <inkml:brushProperty name="width" value="0.2" units="cm"/>
-      <inkml:brushProperty name="height" value="0.4" units="cm"/>
-      <inkml:brushProperty name="color" value="#00B44B"/>
-      <inkml:brushProperty name="tip" value="rectangle"/>
-      <inkml:brushProperty name="rasterOp" value="maskPen"/>
-    </inkml:brush>
-  </inkml:definitions>
-  <inkml:trace contextRef="#ctx0" brushRef="#br0">0 0 16383 0 0,'0'0'0'0'0</inkml:trace>
-</inkml:ink>
-</file>
-
-<file path=word/ink/ink2.xml><?xml version="1.0" encoding="utf-8"?>
-<inkml:ink xmlns:inkml="http://www.w3.org/2003/InkML">
-  <inkml:definitions>
-    <inkml:context xml:id="ctx0">
-      <inkml:inkSource xml:id="inkSrc0">
-        <inkml:traceFormat>
-          <inkml:channel name="X" type="integer" min="-2.14748E9" max="2.14748E9" units="cm"/>
-          <inkml:channel name="Y" type="integer" min="-2.14748E9" max="2.14748E9" units="cm"/>
-          <inkml:channel name="F" type="integer" max="32767" units="dev"/>
-          <inkml:channel name="OA" type="integer" max="360" units="deg"/>
-          <inkml:channel name="OE" type="integer" max="90" units="deg"/>
-        </inkml:traceFormat>
-        <inkml:channelProperties>
-          <inkml:channelProperty channel="X" name="resolution" value="1000" units="1/cm"/>
-          <inkml:channelProperty channel="Y" name="resolution" value="1000" units="1/cm"/>
-          <inkml:channelProperty channel="F" name="resolution" value="0" units="1/dev"/>
-          <inkml:channelProperty channel="OA" name="resolution" value="1000" units="1/deg"/>
-          <inkml:channelProperty channel="OE" name="resolution" value="1000" units="1/deg"/>
-        </inkml:channelProperties>
-      </inkml:inkSource>
-      <inkml:timestamp xml:id="ts0" timeString="2026-05-28T04:07:26.654"/>
-    </inkml:context>
-    <inkml:brush xml:id="br0">
-      <inkml:brushProperty name="width" value="0.2" units="cm"/>
-      <inkml:brushProperty name="height" value="0.4" units="cm"/>
-      <inkml:brushProperty name="color" value="#00B44B"/>
-      <inkml:brushProperty name="tip" value="rectangle"/>
-      <inkml:brushProperty name="rasterOp" value="maskPen"/>
-    </inkml:brush>
-  </inkml:definitions>
-  <inkml:trace contextRef="#ctx0" brushRef="#br0">0 12 16383 0 0,'0'-5'0'0'0,"4"-1"0"0"0,2 5 0 0 0,0 7 0 0 0,-1 7 0 0 0,-2 6 0 0 0,-1 4 0 0 0,-1 2 0 0 0,0 7 0 0 0,-1 6 0 0 0,-1 2 0 0 0,1-2 0 0 0,0-3 0 0 0,0-3 0 0 0,0-2 0 0 0,-1-2 0 0 0,1-1 0 0 0,0 4 0 0 0,0 1 0 0 0,0 0 0 0 0,0-2 0 0 0,0-1 0 0 0,0 0 0 0 0,0-2 0 0 0,0 0 0 0 0,0-1 0 0 0,0 1 0 0 0,0-1 0 0 0,0 0 0 0 0,0 0 0 0 0,0 1 0 0 0,0-1 0 0 0,0 0 0 0 0,0-4 0 0 0</inkml:trace>
-</inkml:ink>
-</file>
-
-<file path=word/ink/ink3.xml><?xml version="1.0" encoding="utf-8"?>
-<inkml:ink xmlns:inkml="http://www.w3.org/2003/InkML">
-  <inkml:definitions>
-    <inkml:context xml:id="ctx0">
-      <inkml:inkSource xml:id="inkSrc0">
-        <inkml:traceFormat>
-          <inkml:channel name="X" type="integer" min="-2.14748E9" max="2.14748E9" units="cm"/>
-          <inkml:channel name="Y" type="integer" min="-2.14748E9" max="2.14748E9" units="cm"/>
-          <inkml:channel name="F" type="integer" max="32767" units="dev"/>
-          <inkml:channel name="OA" type="integer" max="360" units="deg"/>
-          <inkml:channel name="OE" type="integer" max="90" units="deg"/>
-        </inkml:traceFormat>
-        <inkml:channelProperties>
-          <inkml:channelProperty channel="X" name="resolution" value="1000" units="1/cm"/>
-          <inkml:channelProperty channel="Y" name="resolution" value="1000" units="1/cm"/>
-          <inkml:channelProperty channel="F" name="resolution" value="0" units="1/dev"/>
-          <inkml:channelProperty channel="OA" name="resolution" value="1000" units="1/deg"/>
-          <inkml:channelProperty channel="OE" name="resolution" value="1000" units="1/deg"/>
-        </inkml:channelProperties>
-      </inkml:inkSource>
-      <inkml:timestamp xml:id="ts0" timeString="2026-05-28T04:07:26.655"/>
-    </inkml:context>
-    <inkml:brush xml:id="br0">
-      <inkml:brushProperty name="width" value="0.2" units="cm"/>
-      <inkml:brushProperty name="height" value="0.4" units="cm"/>
-      <inkml:brushProperty name="color" value="#00B44B"/>
-      <inkml:brushProperty name="tip" value="rectangle"/>
-      <inkml:brushProperty name="rasterOp" value="maskPen"/>
-    </inkml:brush>
-  </inkml:definitions>
-  <inkml:trace contextRef="#ctx0" brushRef="#br0">316 0 16383 0 0,'0'4'0'0'0,"0"7"0"0"0,0 5 0 0 0,0 5 0 0 0,0 3 0 0 0,0 2 0 0 0,0 1 0 0 0,0 1 0 0 0,0-1 0 0 0,0 1 0 0 0,0-1 0 0 0,0 0 0 0 0,0 0 0 0 0,0-1 0 0 0,0 1 0 0 0,0-1 0 0 0,0 1 0 0 0,0-1 0 0 0,0 0 0 0 0,0 1 0 0 0,0-1 0 0 0,0 1 0 0 0,0-1 0 0 0,0 1 0 0 0,0-1 0 0 0,0 1 0 0 0,0-1 0 0 0,0 5 0 0 0,0 1 0 0 0,0 5 0 0 0,0 0 0 0 0,0 3 0 0 0,0-1 0 0 0,0-2 0 0 0,0-4 0 0 0,0-2 0 0 0,0-2 0 0 0,0-2 0 0 0,0-1 0 0 0,0 0 0 0 0,0 0 0 0 0,0 0 0 0 0,0 0 0 0 0,0 0 0 0 0,0 1 0 0 0,0-1 0 0 0,0 0 0 0 0,0 1 0 0 0,-4-1 0 0 0,-2 1 0 0 0,0-1 0 0 0,1 1 0 0 0,2-1 0 0 0,1 1 0 0 0,1-1 0 0 0,0 1 0 0 0,-3-1 0 0 0,-2 1 0 0 0,1-1 0 0 0,0 1 0 0 0,2-1 0 0 0,1 0 0 0 0,1 1 0 0 0,-3-1 0 0 0,-2 1 0 0 0,0 4 0 0 0,-3 1 0 0 0,0 5 0 0 0,2 0 0 0 0,1-2 0 0 0,2-2 0 0 0,2-2 0 0 0,2-6 0 0 0</inkml:trace>
-  <inkml:trace contextRef="#ctx0" brushRef="#br0" timeOffset="-2.14748E7">51 1296 16383 0 0,'0'9'0'0'0,"0"8"0"0"0,0 9 0 0 0,0 6 0 0 0,0 5 0 0 0,0 2 0 0 0,0-2 0 0 0,0-2 0 0 0,0-3 0 0 0,0-3 0 0 0,0-1 0 0 0,0-1 0 0 0,0 0 0 0 0,0-1 0 0 0,0 0 0 0 0,0 0 0 0 0,0 0 0 0 0,0 0 0 0 0,0 0 0 0 0,0 1 0 0 0,0-1 0 0 0,-4-4 0 0 0,-2-2 0 0 0,0 1 0 0 0,2 1 0 0 0,0 1 0 0 0,-2-3 0 0 0,-1-9 0 0 0,1-12 0 0 0,1-14 0 0 0,2-5 0 0 0</inkml:trace>
-  <inkml:trace contextRef="#ctx0" brushRef="#br0" timeOffset="-2.14748E7">395 1085 16383 0 0,'0'4'0'0'0,"0"7"0"0"0,0 5 0 0 0,0 9 0 0 0,0 5 0 0 0,0 2 0 0 0,0 0 0 0 0,0-1 0 0 0,0-2 0 0 0,0 0 0 0 0,0-2 0 0 0,0 0 0 0 0,0 4 0 0 0,0 2 0 0 0,-4 3 0 0 0,-2 1 0 0 0,-4 3 0 0 0,-1-1 0 0 0,2 2 0 0 0,3-2 0 0 0,1 2 0 0 0,3-2 0 0 0,-4-7 0 0 0,0-5 0 0 0,0-2 0 0 0,2-1 0 0 0,2-1 0 0 0,0 2 0 0 0,1-1 0 0 0,1 2 0 0 0,0 0 0 0 0,5 0 0 0 0,5-4 0 0 0,7-6 0 0 0,4-6 0 0 0,3-4 0 0 0,2-3 0 0 0,1-3 0 0 0,-4-5 0 0 0,-10-7 0 0 0,-12-5 0 0 0,-6-5 0 0 0,-3-3 0 0 0,1-1 0 0 0,1-2 0 0 0,2-4 0 0 0,1-1 0 0 0,2-1 0 0 0,0 3 0 0 0,1 1 0 0 0,0 5 0 0 0</inkml:trace>
-</inkml:ink>
-</file>
-
-<file path=word/ink/ink4.xml><?xml version="1.0" encoding="utf-8"?>
-<inkml:ink xmlns:inkml="http://www.w3.org/2003/InkML">
-  <inkml:definitions>
-    <inkml:context xml:id="ctx0">
-      <inkml:inkSource xml:id="inkSrc0">
-        <inkml:traceFormat>
-          <inkml:channel name="X" type="integer" min="-2.14748E9" max="2.14748E9" units="cm"/>
-          <inkml:channel name="Y" type="integer" min="-2.14748E9" max="2.14748E9" units="cm"/>
-          <inkml:channel name="F" type="integer" max="32767" units="dev"/>
-          <inkml:channel name="OA" type="integer" max="360" units="deg"/>
-          <inkml:channel name="OE" type="integer" max="90" units="deg"/>
-        </inkml:traceFormat>
-        <inkml:channelProperties>
-          <inkml:channelProperty channel="X" name="resolution" value="1000" units="1/cm"/>
-          <inkml:channelProperty channel="Y" name="resolution" value="1000" units="1/cm"/>
-          <inkml:channelProperty channel="F" name="resolution" value="0" units="1/dev"/>
-          <inkml:channelProperty channel="OA" name="resolution" value="1000" units="1/deg"/>
-          <inkml:channelProperty channel="OE" name="resolution" value="1000" units="1/deg"/>
-        </inkml:channelProperties>
-      </inkml:inkSource>
-      <inkml:timestamp xml:id="ts0" timeString="2026-05-28T04:07:26.656"/>
-    </inkml:context>
-    <inkml:brush xml:id="br0">
-      <inkml:brushProperty name="width" value="0.2" units="cm"/>
-      <inkml:brushProperty name="height" value="0.4" units="cm"/>
-      <inkml:brushProperty name="color" value="#00B44B"/>
-      <inkml:brushProperty name="tip" value="rectangle"/>
-      <inkml:brushProperty name="rasterOp" value="maskPen"/>
-    </inkml:brush>
-  </inkml:definitions>
-  <inkml:trace contextRef="#ctx0" brushRef="#br0">567 0 16383 0 0,'5'0'0'0'0,"1"4"0"0"0,-1 7 0 0 0,0 5 0 0 0,-2 5 0 0 0,-1 3 0 0 0,-1 2 0 0 0,0 1 0 0 0,-6 5 0 0 0,-5-3 0 0 0,-2-1 0 0 0,1-2 0 0 0,-1-1 0 0 0,0 1 0 0 0,3-1 0 0 0,3 1 0 0 0,-2 0 0 0 0,0 0 0 0 0,-3 1 0 0 0,1 4 0 0 0,-3-3 0 0 0,1-2 0 0 0,-2-1 0 0 0,1 0 0 0 0,-1 1 0 0 0,1-1 0 0 0,-1 1 0 0 0,-3 0 0 0 0,1 0 0 0 0,-1 1 0 0 0,-2-1 0 0 0,3 1 0 0 0,-2-5 0 0 0,-1-6 0 0 0,2-1 0 0 0,0 1 0 0 0,-2-2 0 0 0,-3 5 0 0 0,-1 5 0 0 0,3 2 0 0 0,5 2 0 0 0,0-5 0 0 0,3-1 0 0 0,-1-5 0 0 0,2 0 0 0 0,2 1 0 0 0,-6 2 0 0 0,0 2 0 0 0,2 2 0 0 0,3 2 0 0 0,0 0 0 0 0,0-4 0 0 0</inkml:trace>
-</inkml:ink>
-</file>
-
-<file path=word/ink/ink5.xml><?xml version="1.0" encoding="utf-8"?>
-<inkml:ink xmlns:inkml="http://www.w3.org/2003/InkML">
-  <inkml:definitions>
-    <inkml:context xml:id="ctx0">
-      <inkml:inkSource xml:id="inkSrc0">
-        <inkml:traceFormat>
-          <inkml:channel name="X" type="integer" min="-2.14748E9" max="2.14748E9" units="cm"/>
-          <inkml:channel name="Y" type="integer" min="-2.14748E9" max="2.14748E9" units="cm"/>
-          <inkml:channel name="F" type="integer" max="32767" units="dev"/>
-          <inkml:channel name="OA" type="integer" max="360" units="deg"/>
-          <inkml:channel name="OE" type="integer" max="90" units="deg"/>
-        </inkml:traceFormat>
-        <inkml:channelProperties>
-          <inkml:channelProperty channel="X" name="resolution" value="1000" units="1/cm"/>
-          <inkml:channelProperty channel="Y" name="resolution" value="1000" units="1/cm"/>
-          <inkml:channelProperty channel="F" name="resolution" value="0" units="1/dev"/>
-          <inkml:channelProperty channel="OA" name="resolution" value="1000" units="1/deg"/>
-          <inkml:channelProperty channel="OE" name="resolution" value="1000" units="1/deg"/>
-        </inkml:channelProperties>
-      </inkml:inkSource>
-      <inkml:timestamp xml:id="ts0" timeString="2026-05-28T04:07:26.657"/>
-    </inkml:context>
-    <inkml:brush xml:id="br0">
-      <inkml:brushProperty name="width" value="0.2" units="cm"/>
-      <inkml:brushProperty name="height" value="0.4" units="cm"/>
-      <inkml:brushProperty name="color" value="#00B44B"/>
-      <inkml:brushProperty name="tip" value="rectangle"/>
-      <inkml:brushProperty name="rasterOp" value="maskPen"/>
-    </inkml:brush>
-  </inkml:definitions>
-  <inkml:trace contextRef="#ctx0" brushRef="#br0">75 0 16383 0 0,'0'4'0'0'0,"0"7"0"0"0,0 10 0 0 0,0 5 0 0 0,0 4 0 0 0,0 1 0 0 0,0 4 0 0 0,0 0 0 0 0,0 0 0 0 0,4 2 0 0 0,2 4 0 0 0,0-1 0 0 0,-1 3 0 0 0,-2-3 0 0 0,3-3 0 0 0,2-3 0 0 0,-2-3 0 0 0,-2-2 0 0 0,-1 2 0 0 0,-1 1 0 0 0,-1 0 0 0 0,-1-2 0 0 0,0 0 0 0 0,0-2 0 0 0,-1-1 0 0 0,1-1 0 0 0,0 1 0 0 0,0-1 0 0 0,0 0 0 0 0,0 0 0 0 0,0 1 0 0 0,0-1 0 0 0,0 1 0 0 0,0-1 0 0 0,0 0 0 0 0,0 1 0 0 0,0-1 0 0 0,0 1 0 0 0,0-1 0 0 0,0 1 0 0 0,0-1 0 0 0,0 1 0 0 0,0-1 0 0 0,0 1 0 0 0,0-1 0 0 0,0 5 0 0 0,0 1 0 0 0,-5-4 0 0 0,-5-7 0 0 0,-2 1 0 0 0,2 2 0 0 0,2 6 0 0 0,-2 2 0 0 0,1 1 0 0 0,2-2 0 0 0,2-1 0 0 0,2 4 0 0 0,-3-1 0 0 0,-1 0 0 0 0,1-2 0 0 0,2-1 0 0 0,1-2 0 0 0,-3 4 0 0 0,-1 5 0 0 0,1 1 0 0 0,2-6 0 0 0</inkml:trace>
-  <inkml:trace contextRef="#ctx0" brushRef="#br0" timeOffset="-2.14748E7">366 26 16383 0 0,'0'5'0'0'0,"0"5"0"0"0,0 7 0 0 0,0 3 0 0 0,0 4 0 0 0,0 7 0 0 0,0 2 0 0 0,0 5 0 0 0,0 0 0 0 0,0 3 0 0 0,0-1 0 0 0,0-3 0 0 0,0-3 0 0 0,0-3 0 0 0,0 2 0 0 0,0 0 0 0 0,-5 4 0 0 0,-1 4 0 0 0,1-1 0 0 0,-4 3 0 0 0,-1-2 0 0 0,3-3 0 0 0,1-4 0 0 0,2-3 0 0 0,-2-3 0 0 0,-1 4 0 0 0,1 0 0 0 0,2 4 0 0 0,1 1 0 0 0,1 2 0 0 0,1-1 0 0 0,1 3 0 0 0,0-2 0 0 0,1-2 0 0 0,-1-4 0 0 0,0-2 0 0 0,0-3 0 0 0,0-1 0 0 0,1 0 0 0 0,-1-1 0 0 0,0-1 0 0 0,0 1 0 0 0,0 0 0 0 0,0 0 0 0 0,0 1 0 0 0,-5-5 0 0 0,-1-2 0 0 0,0 1 0 0 0,2 1 0 0 0,0 1 0 0 0,-2 1 0 0 0,-1 2 0 0 0,1 0 0 0 0,1 0 0 0 0,2 1 0 0 0,-3-5 0 0 0,-1-1 0 0 0,1 0 0 0 0,2 1 0 0 0,1 1 0 0 0,1 2 0 0 0,1 0 0 0 0,1 1 0 0 0,0 0 0 0 0,-4-3 0 0 0,-2-7 0 0 0</inkml:trace>
-  <inkml:trace contextRef="#ctx0" brushRef="#br0" timeOffset="-2.14748E7">419 1058 16383 0 0,'0'-4'0'0'0,"0"2"0"0"0,9 7 0 0 0,3 7 0 0 0,-1 5 0 0 0,-2 10 0 0 0,-2 4 0 0 0,-3 6 0 0 0,-2 1 0 0 0,-1-1 0 0 0,-1-3 0 0 0,0-2 0 0 0,-1-3 0 0 0,1-1 0 0 0,-1-1 0 0 0,1-1 0 0 0,0 0 0 0 0,0 0 0 0 0,0 0 0 0 0,0 1 0 0 0,0-1 0 0 0,0 0 0 0 0,0 0 0 0 0,0 1 0 0 0,0-1 0 0 0,0 1 0 0 0,0-1 0 0 0,0 1 0 0 0,0-1 0 0 0,-5 1 0 0 0,-1-1 0 0 0,1 1 0 0 0,0-1 0 0 0,2 1 0 0 0,1-1 0 0 0,1 5 0 0 0,0-3 0 0 0</inkml:trace>
-  <inkml:trace contextRef="#ctx0" brushRef="#br0" timeOffset="-2.14748E7">551 1244 16383 0 0,'5'0'0'0'0,"5"0"0"0"0,6 4 0 0 0,1 7 0 0 0,-4 5 0 0 0,-3 4 0 0 0,1 5 0 0 0,-2 1 0 0 0,-1 1 0 0 0,-3 0 0 0 0,-3 1 0 0 0,0-1 0 0 0,-2 1 0 0 0,0 3 0 0 0,-1 2 0 0 0,1 3 0 0 0,0 2 0 0 0,-1 1 0 0 0,1 0 0 0 0,0-2 0 0 0,0-4 0 0 0,0-2 0 0 0,0-2 0 0 0,0-2 0 0 0,0 0 0 0 0,0-1 0 0 0,0 0 0 0 0,4-1 0 0 0,7-3 0 0 0,1-2 0 0 0,-2 1 0 0 0,2-4 0 0 0,0 0 0 0 0,1-3 0 0 0,-1 1 0 0 0,-3 2 0 0 0,2 3 0 0 0,4 2 0 0 0,-2 3 0 0 0,-2 5 0 0 0,-3 2 0 0 0,6 1 0 0 0,0-2 0 0 0,3 0 0 0 0,-1-3 0 0 0,-5 0 0 0 0,2-1 0 0 0,2 0 0 0 0,4-1 0 0 0,-2 0 0 0 0,-4 1 0 0 0,1-6 0 0 0,2 0 0 0 0,-1-5 0 0 0</inkml:trace>
-</inkml:ink>
 </file>
 
 <file path=word/theme/theme1.xml><?xml version="1.0" encoding="utf-8"?>

--- a/AmpEars.docx
+++ b/AmpEars.docx
@@ -371,6 +371,31 @@
         <w:rPr/>
         <w:t>Expected Frequency Amplification (1-5 dBA!)</w:t>
       </w:r>
+    </w:p>
+    <w:p>
+      <w:pPr>
+        <w:pStyle w:val="Normal"/>
+      </w:pPr>
+      <w:r>
+        <w:rPr/>
+        <w:t xml:space="preserve">Amplified Frequency Measurements made with </w:t>
+      </w:r>
+      <w:r>
+        <w:rPr/>
+        <w:t>IPhone</w:t>
+      </w:r>
+      <w:r>
+        <w:rPr/>
+        <w:t xml:space="preserve"> App </w:t>
+      </w:r>
+      <w:hyperlink r:id="Ra3cca582e7d04b70">
+        <w:r>
+          <w:rPr>
+            <w:rStyle w:val="Hyperlink"/>
+          </w:rPr>
+          <w:t>NIOSH SLM</w:t>
+        </w:r>
+      </w:hyperlink>
     </w:p>
     <w:p xmlns:wp14="http://schemas.microsoft.com/office/word/2010/wordml" wp14:paraId="6B52EB8B" wp14:textId="3263D9C0">
       <w:pPr>
